--- a/CienciasDaComputação/Quarto Semestre/IA/Listas/Lista 3/Lista 3.docx
+++ b/CienciasDaComputação/Quarto Semestre/IA/Listas/Lista 3/Lista 3.docx
@@ -112,10 +112,55 @@
           <w:rFonts w:ascii="Arial" w:hAnsi="Arial" w:cs="Arial"/>
           <w:b/>
           <w:bCs/>
-          <w:sz w:val="28"/>
-          <w:szCs w:val="28"/>
-        </w:rPr>
-      </w:pPr>
+          <w:sz w:val="20"/>
+          <w:szCs w:val="20"/>
+        </w:rPr>
+      </w:pPr>
+      <w:r>
+        <w:rPr>
+          <w:rFonts w:ascii="Arial" w:hAnsi="Arial" w:cs="Arial"/>
+          <w:b/>
+          <w:bCs/>
+          <w:sz w:val="20"/>
+          <w:szCs w:val="20"/>
+        </w:rPr>
+        <w:t xml:space="preserve">LINK TOOS CÓDIGOS: </w:t>
+      </w:r>
+      <w:hyperlink r:id="rId5" w:history="1">
+        <w:r>
+          <w:rPr>
+            <w:rStyle w:val="Hyperlink"/>
+            <w:rFonts w:ascii="Arial" w:hAnsi="Arial" w:cs="Arial"/>
+            <w:b/>
+            <w:bCs/>
+            <w:sz w:val="20"/>
+            <w:szCs w:val="20"/>
+          </w:rPr>
+          <w:t>https://github.com/cauacostaalves/PUCMG/tree/f6f3dfce6d17782f9c084</w:t>
+        </w:r>
+        <w:r>
+          <w:rPr>
+            <w:rStyle w:val="Hyperlink"/>
+            <w:rFonts w:ascii="Arial" w:hAnsi="Arial" w:cs="Arial"/>
+            <w:b/>
+            <w:bCs/>
+            <w:sz w:val="20"/>
+            <w:szCs w:val="20"/>
+          </w:rPr>
+          <w:t>4</w:t>
+        </w:r>
+        <w:r>
+          <w:rPr>
+            <w:rStyle w:val="Hyperlink"/>
+            <w:rFonts w:ascii="Arial" w:hAnsi="Arial" w:cs="Arial"/>
+            <w:b/>
+            <w:bCs/>
+            <w:sz w:val="20"/>
+            <w:szCs w:val="20"/>
+          </w:rPr>
+          <w:t>84c5f6adae5953d9ff/CienciasDaComputa%C3%A7%C3%A3o/Quarto%20Semestre/IA/Listas/Lista%203</w:t>
+        </w:r>
+      </w:hyperlink>
     </w:p>
     <w:p>
       <w:pPr>
@@ -130,6 +175,20 @@
           <w:szCs w:val="28"/>
         </w:rPr>
       </w:pPr>
+    </w:p>
+    <w:p>
+      <w:pPr>
+        <w:pBdr>
+          <w:bottom w:val="single" w:sz="6" w:space="1" w:color="auto"/>
+        </w:pBdr>
+        <w:rPr>
+          <w:rFonts w:ascii="Arial" w:hAnsi="Arial" w:cs="Arial"/>
+          <w:b/>
+          <w:bCs/>
+          <w:sz w:val="28"/>
+          <w:szCs w:val="28"/>
+        </w:rPr>
+      </w:pPr>
       <w:r>
         <w:rPr>
           <w:rFonts w:ascii="Arial" w:hAnsi="Arial" w:cs="Arial"/>
@@ -148,22 +207,21 @@
       <w:r>
         <w:rPr>
           <w:rFonts w:ascii="Arial" w:hAnsi="Arial" w:cs="Arial"/>
-          <w:sz w:val="20"/>
-          <w:szCs w:val="20"/>
+          <w:noProof/>
         </w:rPr>
         <w:drawing>
-          <wp:anchor distT="0" distB="0" distL="114300" distR="114300" simplePos="0" relativeHeight="251665920" behindDoc="1" locked="0" layoutInCell="1" allowOverlap="1" wp14:anchorId="41B7DFD5" wp14:editId="42C9DB50">
+          <wp:anchor distT="0" distB="0" distL="114300" distR="114300" simplePos="0" relativeHeight="251657728" behindDoc="1" locked="0" layoutInCell="1" allowOverlap="1" wp14:anchorId="7A5708CB" wp14:editId="76FC0825">
             <wp:simplePos x="0" y="0"/>
-            <wp:positionH relativeFrom="column">
-              <wp:posOffset>3353579</wp:posOffset>
+            <wp:positionH relativeFrom="margin">
+              <wp:posOffset>463055</wp:posOffset>
             </wp:positionH>
             <wp:positionV relativeFrom="paragraph">
-              <wp:posOffset>614944</wp:posOffset>
+              <wp:posOffset>653860</wp:posOffset>
             </wp:positionV>
-            <wp:extent cx="2544792" cy="5024996"/>
-            <wp:effectExtent l="0" t="0" r="8255" b="4445"/>
+            <wp:extent cx="2066307" cy="4080170"/>
+            <wp:effectExtent l="0" t="0" r="0" b="0"/>
             <wp:wrapNone/>
-            <wp:docPr id="631805773" name="Imagem 1" descr="Uma imagem contendo Código QR&#10;&#10;O conteúdo gerado por IA pode estar incorreto."/>
+            <wp:docPr id="2004565336" name="Imagem 1" descr="Uma imagem contendo Linha do tempo&#10;&#10;O conteúdo gerado por IA pode estar incorreto."/>
             <wp:cNvGraphicFramePr>
               <a:graphicFrameLocks xmlns:a="http://schemas.openxmlformats.org/drawingml/2006/main" noChangeAspect="1"/>
             </wp:cNvGraphicFramePr>
@@ -171,11 +229,11 @@
               <a:graphicData uri="http://schemas.openxmlformats.org/drawingml/2006/picture">
                 <pic:pic xmlns:pic="http://schemas.openxmlformats.org/drawingml/2006/picture">
                   <pic:nvPicPr>
-                    <pic:cNvPr id="631805773" name="Imagem 1" descr="Uma imagem contendo Código QR&#10;&#10;O conteúdo gerado por IA pode estar incorreto."/>
+                    <pic:cNvPr id="2004565336" name="Imagem 1" descr="Uma imagem contendo Linha do tempo&#10;&#10;O conteúdo gerado por IA pode estar incorreto."/>
                     <pic:cNvPicPr/>
                   </pic:nvPicPr>
                   <pic:blipFill>
-                    <a:blip r:embed="rId4" cstate="print">
+                    <a:blip r:embed="rId6" cstate="print">
                       <a:extLst>
                         <a:ext uri="{28A0092B-C50C-407E-A947-70E740481C1C}">
                           <a14:useLocalDpi xmlns:a14="http://schemas.microsoft.com/office/drawing/2010/main" val="0"/>
@@ -189,7 +247,7 @@
                   <pic:spPr>
                     <a:xfrm>
                       <a:off x="0" y="0"/>
-                      <a:ext cx="2544792" cy="5024996"/>
+                      <a:ext cx="2066307" cy="4080170"/>
                     </a:xfrm>
                     <a:prstGeom prst="rect">
                       <a:avLst/>
@@ -210,20 +268,23 @@
       <w:r>
         <w:rPr>
           <w:rFonts w:ascii="Arial" w:hAnsi="Arial" w:cs="Arial"/>
+          <w:noProof/>
+          <w:sz w:val="20"/>
+          <w:szCs w:val="20"/>
         </w:rPr>
         <w:drawing>
-          <wp:anchor distT="0" distB="0" distL="114300" distR="114300" simplePos="0" relativeHeight="251657728" behindDoc="1" locked="0" layoutInCell="1" allowOverlap="1" wp14:anchorId="7A5708CB" wp14:editId="095A42EF">
+          <wp:anchor distT="0" distB="0" distL="114300" distR="114300" simplePos="0" relativeHeight="251665920" behindDoc="1" locked="0" layoutInCell="1" allowOverlap="1" wp14:anchorId="41B7DFD5" wp14:editId="526E92A1">
             <wp:simplePos x="0" y="0"/>
-            <wp:positionH relativeFrom="margin">
-              <wp:posOffset>278094</wp:posOffset>
+            <wp:positionH relativeFrom="column">
+              <wp:posOffset>3491494</wp:posOffset>
             </wp:positionH>
             <wp:positionV relativeFrom="paragraph">
-              <wp:posOffset>640811</wp:posOffset>
+              <wp:posOffset>618417</wp:posOffset>
             </wp:positionV>
-            <wp:extent cx="2446317" cy="4830545"/>
-            <wp:effectExtent l="0" t="0" r="0" b="8255"/>
+            <wp:extent cx="2149434" cy="4244315"/>
+            <wp:effectExtent l="0" t="0" r="3810" b="4445"/>
             <wp:wrapNone/>
-            <wp:docPr id="2004565336" name="Imagem 1" descr="Uma imagem contendo Linha do tempo&#10;&#10;O conteúdo gerado por IA pode estar incorreto."/>
+            <wp:docPr id="631805773" name="Imagem 1" descr="Uma imagem contendo Código QR&#10;&#10;O conteúdo gerado por IA pode estar incorreto."/>
             <wp:cNvGraphicFramePr>
               <a:graphicFrameLocks xmlns:a="http://schemas.openxmlformats.org/drawingml/2006/main" noChangeAspect="1"/>
             </wp:cNvGraphicFramePr>
@@ -231,11 +292,11 @@
               <a:graphicData uri="http://schemas.openxmlformats.org/drawingml/2006/picture">
                 <pic:pic xmlns:pic="http://schemas.openxmlformats.org/drawingml/2006/picture">
                   <pic:nvPicPr>
-                    <pic:cNvPr id="2004565336" name="Imagem 1" descr="Uma imagem contendo Linha do tempo&#10;&#10;O conteúdo gerado por IA pode estar incorreto."/>
+                    <pic:cNvPr id="631805773" name="Imagem 1" descr="Uma imagem contendo Código QR&#10;&#10;O conteúdo gerado por IA pode estar incorreto."/>
                     <pic:cNvPicPr/>
                   </pic:nvPicPr>
                   <pic:blipFill>
-                    <a:blip r:embed="rId5" cstate="print">
+                    <a:blip r:embed="rId7" cstate="print">
                       <a:extLst>
                         <a:ext uri="{28A0092B-C50C-407E-A947-70E740481C1C}">
                           <a14:useLocalDpi xmlns:a14="http://schemas.microsoft.com/office/drawing/2010/main" val="0"/>
@@ -249,7 +310,7 @@
                   <pic:spPr>
                     <a:xfrm>
                       <a:off x="0" y="0"/>
-                      <a:ext cx="2446317" cy="4830545"/>
+                      <a:ext cx="2149434" cy="4244315"/>
                     </a:xfrm>
                     <a:prstGeom prst="rect">
                       <a:avLst/>
@@ -560,34 +621,55 @@
       <w:pPr>
         <w:rPr>
           <w:rFonts w:ascii="Arial" w:hAnsi="Arial" w:cs="Arial"/>
-        </w:rPr>
-      </w:pPr>
-    </w:p>
-    <w:p>
-      <w:pPr>
-        <w:rPr>
-          <w:rFonts w:ascii="Arial" w:hAnsi="Arial" w:cs="Arial"/>
-        </w:rPr>
-      </w:pPr>
-    </w:p>
-    <w:p>
-      <w:pPr>
-        <w:rPr>
-          <w:rFonts w:ascii="Arial" w:hAnsi="Arial" w:cs="Arial"/>
-        </w:rPr>
-      </w:pPr>
-    </w:p>
-    <w:p>
-      <w:pPr>
-        <w:rPr>
-          <w:rFonts w:ascii="Arial" w:hAnsi="Arial" w:cs="Arial"/>
-        </w:rPr>
-      </w:pPr>
-    </w:p>
-    <w:p>
-      <w:pPr>
-        <w:rPr>
-          <w:rFonts w:ascii="Arial" w:hAnsi="Arial" w:cs="Arial"/>
+          <w:b/>
+          <w:bCs/>
+          <w:sz w:val="20"/>
+          <w:szCs w:val="20"/>
+        </w:rPr>
+      </w:pPr>
+    </w:p>
+    <w:p>
+      <w:pPr>
+        <w:rPr>
+          <w:rFonts w:ascii="Arial" w:hAnsi="Arial" w:cs="Arial"/>
+          <w:b/>
+          <w:bCs/>
+          <w:sz w:val="20"/>
+          <w:szCs w:val="20"/>
+        </w:rPr>
+      </w:pPr>
+      <w:r>
+        <w:rPr>
+          <w:rFonts w:ascii="Arial" w:hAnsi="Arial" w:cs="Arial"/>
+          <w:b/>
+          <w:bCs/>
+          <w:sz w:val="20"/>
+          <w:szCs w:val="20"/>
+        </w:rPr>
+        <w:t xml:space="preserve">LINK: </w:t>
+      </w:r>
+      <w:hyperlink r:id="rId8" w:history="1">
+        <w:r>
+          <w:rPr>
+            <w:rStyle w:val="Hyperlink"/>
+            <w:rFonts w:ascii="Arial" w:hAnsi="Arial" w:cs="Arial"/>
+            <w:b/>
+            <w:bCs/>
+            <w:sz w:val="20"/>
+            <w:szCs w:val="20"/>
+          </w:rPr>
+          <w:t>https://github.com/cauacostaalves/PUCMG/tree/f6f3dfce6d17782f9c084484c5f6adae5953d9ff/CienciasDaComputa%C3%A7%C3%A3o/Quarto%20Semestre/IA/Listas/Lista%203/Q1</w:t>
+        </w:r>
+      </w:hyperlink>
+    </w:p>
+    <w:p>
+      <w:pPr>
+        <w:rPr>
+          <w:rFonts w:ascii="Arial" w:hAnsi="Arial" w:cs="Arial"/>
+          <w:b/>
+          <w:bCs/>
+          <w:sz w:val="20"/>
+          <w:szCs w:val="20"/>
         </w:rPr>
       </w:pPr>
     </w:p>
@@ -608,7 +690,6 @@
           <w:b/>
           <w:bCs/>
         </w:rPr>
-        <w:lastRenderedPageBreak/>
         <w:t xml:space="preserve">Questão 02 </w:t>
       </w:r>
     </w:p>
@@ -733,6 +814,7 @@
           <w:rFonts w:ascii="Arial" w:hAnsi="Arial" w:cs="Arial"/>
           <w:b/>
           <w:bCs/>
+          <w:noProof/>
         </w:rPr>
         <w:drawing>
           <wp:inline distT="0" distB="0" distL="0" distR="0" wp14:anchorId="4A7DAB87" wp14:editId="30037A3F">
@@ -750,7 +832,7 @@
                     <pic:cNvPicPr/>
                   </pic:nvPicPr>
                   <pic:blipFill>
-                    <a:blip r:embed="rId6"/>
+                    <a:blip r:embed="rId9"/>
                     <a:stretch>
                       <a:fillRect/>
                     </a:stretch>
@@ -784,6 +866,7 @@
           <w:rFonts w:ascii="Arial" w:hAnsi="Arial" w:cs="Arial"/>
           <w:b/>
           <w:bCs/>
+          <w:noProof/>
         </w:rPr>
         <w:drawing>
           <wp:anchor distT="0" distB="0" distL="114300" distR="114300" simplePos="0" relativeHeight="251667968" behindDoc="1" locked="0" layoutInCell="1" allowOverlap="1" wp14:anchorId="11DDBCD1" wp14:editId="22ACE4CF">
@@ -809,7 +892,7 @@
                     <pic:cNvPicPr/>
                   </pic:nvPicPr>
                   <pic:blipFill>
-                    <a:blip r:embed="rId7">
+                    <a:blip r:embed="rId10">
                       <a:extLst>
                         <a:ext uri="{28A0092B-C50C-407E-A947-70E740481C1C}">
                           <a14:useLocalDpi xmlns:a14="http://schemas.microsoft.com/office/drawing/2010/main" val="0"/>
@@ -958,6 +1041,30 @@
           <w:rFonts w:ascii="Arial" w:hAnsi="Arial" w:cs="Arial"/>
           <w:b/>
           <w:bCs/>
+          <w:sz w:val="20"/>
+          <w:szCs w:val="20"/>
+        </w:rPr>
+        <w:t xml:space="preserve">LINK: </w:t>
+      </w:r>
+      <w:hyperlink r:id="rId11" w:history="1">
+        <w:r>
+          <w:rPr>
+            <w:rStyle w:val="Hyperlink"/>
+            <w:rFonts w:ascii="Arial" w:hAnsi="Arial" w:cs="Arial"/>
+            <w:b/>
+            <w:bCs/>
+            <w:sz w:val="20"/>
+            <w:szCs w:val="20"/>
+          </w:rPr>
+          <w:t>https://github.com/cauacostaalves/PUCMG/tree/f6f3dfce6d17782f9c084484c5f6adae5953d9ff/CienciasDaComputa%C3%A7%C3%A3o/Quarto%20Semestre/IA/Listas/Lista%203/Q2</w:t>
+        </w:r>
+      </w:hyperlink>
+      <w:r>
+        <w:rPr>
+          <w:rFonts w:ascii="Arial" w:hAnsi="Arial" w:cs="Arial"/>
+          <w:b/>
+          <w:bCs/>
+          <w:noProof/>
         </w:rPr>
         <w:drawing>
           <wp:anchor distT="0" distB="0" distL="114300" distR="114300" simplePos="0" relativeHeight="251661312" behindDoc="0" locked="0" layoutInCell="1" allowOverlap="1" wp14:anchorId="17A5206C" wp14:editId="66ECE994">
@@ -983,7 +1090,7 @@
                     <pic:cNvPicPr/>
                   </pic:nvPicPr>
                   <pic:blipFill>
-                    <a:blip r:embed="rId8">
+                    <a:blip r:embed="rId12">
                       <a:extLst>
                         <a:ext uri="{28A0092B-C50C-407E-A947-70E740481C1C}">
                           <a14:useLocalDpi xmlns:a14="http://schemas.microsoft.com/office/drawing/2010/main" val="0"/>
@@ -1021,6 +1128,226 @@
           <w:bCs/>
         </w:rPr>
       </w:pPr>
+      <w:r>
+        <w:rPr>
+          <w:rFonts w:ascii="Arial" w:hAnsi="Arial" w:cs="Arial"/>
+          <w:b/>
+          <w:bCs/>
+        </w:rPr>
+        <w:lastRenderedPageBreak/>
+        <w:t xml:space="preserve">Questão 03 </w:t>
+      </w:r>
+    </w:p>
+    <w:p>
+      <w:pPr>
+        <w:rPr>
+          <w:rFonts w:ascii="Arial" w:hAnsi="Arial" w:cs="Arial"/>
+        </w:rPr>
+      </w:pPr>
+      <w:r>
+        <w:rPr>
+          <w:rFonts w:ascii="Arial" w:hAnsi="Arial" w:cs="Arial"/>
+        </w:rPr>
+        <w:t>Leia o artigo “</w:t>
+      </w:r>
+      <w:r>
+        <w:rPr>
+          <w:rFonts w:ascii="Arial" w:hAnsi="Arial" w:cs="Arial"/>
+          <w:b/>
+          <w:bCs/>
+        </w:rPr>
+        <w:t>A_comparative_study_of_decision_tree_ID3_and_C4.5.pdf</w:t>
+      </w:r>
+      <w:r>
+        <w:rPr>
+          <w:rFonts w:ascii="Arial" w:hAnsi="Arial" w:cs="Arial"/>
+        </w:rPr>
+        <w:t xml:space="preserve">” que está no CANVAS e responda: </w:t>
+      </w:r>
+    </w:p>
+    <w:p>
+      <w:pPr>
+        <w:rPr>
+          <w:rFonts w:ascii="Arial" w:hAnsi="Arial" w:cs="Arial"/>
+        </w:rPr>
+      </w:pPr>
+      <w:r>
+        <w:rPr>
+          <w:rFonts w:ascii="Arial" w:hAnsi="Arial" w:cs="Arial"/>
+        </w:rPr>
+        <w:t xml:space="preserve">1) Quais as diferenças entre os algoritmos de árvore ID3 e C4.5? </w:t>
+      </w:r>
+      <w:r>
+        <w:rPr>
+          <w:rFonts w:ascii="Arial" w:hAnsi="Arial" w:cs="Arial"/>
+        </w:rPr>
+        <w:br/>
+      </w:r>
+      <w:r>
+        <w:rPr>
+          <w:rFonts w:ascii="Arial" w:hAnsi="Arial" w:cs="Arial"/>
+          <w:b/>
+          <w:bCs/>
+        </w:rPr>
+        <w:t>R:</w:t>
+      </w:r>
+      <w:r>
+        <w:t xml:space="preserve"> </w:t>
+      </w:r>
+      <w:r>
+        <w:rPr>
+          <w:rFonts w:ascii="Arial" w:hAnsi="Arial" w:cs="Arial"/>
+        </w:rPr>
+        <w:t>O</w:t>
+      </w:r>
+      <w:r>
+        <w:rPr>
+          <w:rFonts w:ascii="Arial" w:hAnsi="Arial" w:cs="Arial"/>
+        </w:rPr>
+        <w:t xml:space="preserve"> ID3 foi a base, mas limitado; o C4.5 é a versão melhorada, mais robusta e prática, principalmente porque lida com valores contínuos, faltantes e faz poda, resultando em modelos mais generalizáveis.</w:t>
+      </w:r>
+    </w:p>
+    <w:p>
+      <w:pPr>
+        <w:rPr>
+          <w:rFonts w:ascii="Arial" w:hAnsi="Arial" w:cs="Arial"/>
+        </w:rPr>
+      </w:pPr>
+      <w:r>
+        <w:rPr>
+          <w:rFonts w:ascii="Arial" w:hAnsi="Arial" w:cs="Arial"/>
+        </w:rPr>
+        <w:t xml:space="preserve">2) Como o algoritmo C4.5 lida com os atributos de entrada que são numéricos? </w:t>
+      </w:r>
+      <w:r>
+        <w:rPr>
+          <w:rFonts w:ascii="Arial" w:hAnsi="Arial" w:cs="Arial"/>
+        </w:rPr>
+        <w:br/>
+      </w:r>
+      <w:r>
+        <w:rPr>
+          <w:rFonts w:ascii="Arial" w:hAnsi="Arial" w:cs="Arial"/>
+        </w:rPr>
+        <w:t>1</w:t>
+      </w:r>
+      <w:r>
+        <w:rPr>
+          <w:rFonts w:ascii="Arial" w:hAnsi="Arial" w:cs="Arial"/>
+        </w:rPr>
+        <w:t xml:space="preserve"> </w:t>
+      </w:r>
+      <w:r>
+        <w:rPr>
+          <w:rFonts w:ascii="Arial" w:hAnsi="Arial" w:cs="Arial"/>
+        </w:rPr>
+        <w:t xml:space="preserve">- </w:t>
+      </w:r>
+      <w:r>
+        <w:rPr>
+          <w:rFonts w:ascii="Arial" w:hAnsi="Arial" w:cs="Arial"/>
+        </w:rPr>
+        <w:t>Ordena os valores contínuos em ordem crescente.</w:t>
+      </w:r>
+      <w:r>
+        <w:rPr>
+          <w:rFonts w:ascii="Arial" w:hAnsi="Arial" w:cs="Arial"/>
+        </w:rPr>
+        <w:br/>
+        <w:t>2 - T</w:t>
+      </w:r>
+      <w:r>
+        <w:rPr>
+          <w:rFonts w:ascii="Arial" w:hAnsi="Arial" w:cs="Arial"/>
+        </w:rPr>
+        <w:t>esta potenciais pontos de corte (</w:t>
+      </w:r>
+      <w:proofErr w:type="spellStart"/>
+      <w:r>
+        <w:rPr>
+          <w:rFonts w:ascii="Arial" w:hAnsi="Arial" w:cs="Arial"/>
+        </w:rPr>
+        <w:t>thresholds</w:t>
+      </w:r>
+      <w:proofErr w:type="spellEnd"/>
+      <w:r>
+        <w:rPr>
+          <w:rFonts w:ascii="Arial" w:hAnsi="Arial" w:cs="Arial"/>
+        </w:rPr>
+        <w:t>) do tipo “≤ t” e “&gt; t”.</w:t>
+      </w:r>
+      <w:r>
+        <w:rPr>
+          <w:rFonts w:ascii="Arial" w:hAnsi="Arial" w:cs="Arial"/>
+        </w:rPr>
+        <w:br/>
+        <w:t xml:space="preserve">3 - </w:t>
+      </w:r>
+      <w:r>
+        <w:rPr>
+          <w:rFonts w:ascii="Arial" w:hAnsi="Arial" w:cs="Arial"/>
+        </w:rPr>
+        <w:t xml:space="preserve">Para cada corte, calcula o </w:t>
+      </w:r>
+      <w:proofErr w:type="spellStart"/>
+      <w:r>
+        <w:rPr>
+          <w:rFonts w:ascii="Arial" w:hAnsi="Arial" w:cs="Arial"/>
+          <w:i/>
+          <w:iCs/>
+        </w:rPr>
+        <w:t>gain</w:t>
+      </w:r>
+      <w:proofErr w:type="spellEnd"/>
+      <w:r>
+        <w:rPr>
+          <w:rFonts w:ascii="Arial" w:hAnsi="Arial" w:cs="Arial"/>
+          <w:i/>
+          <w:iCs/>
+        </w:rPr>
+        <w:t xml:space="preserve"> </w:t>
+      </w:r>
+      <w:proofErr w:type="spellStart"/>
+      <w:r>
+        <w:rPr>
+          <w:rFonts w:ascii="Arial" w:hAnsi="Arial" w:cs="Arial"/>
+          <w:i/>
+          <w:iCs/>
+        </w:rPr>
+        <w:t>ratio</w:t>
+      </w:r>
+      <w:proofErr w:type="spellEnd"/>
+      <w:r>
+        <w:rPr>
+          <w:rFonts w:ascii="Arial" w:hAnsi="Arial" w:cs="Arial"/>
+        </w:rPr>
+        <w:t xml:space="preserve"> e escolhe o ponto que maximiza a separação.</w:t>
+      </w:r>
+      <w:r>
+        <w:rPr>
+          <w:rFonts w:ascii="Arial" w:hAnsi="Arial" w:cs="Arial"/>
+        </w:rPr>
+        <w:br/>
+      </w:r>
+      <w:r>
+        <w:rPr>
+          <w:rFonts w:ascii="Arial" w:hAnsi="Arial" w:cs="Arial"/>
+        </w:rPr>
+        <w:t xml:space="preserve">4 - </w:t>
+      </w:r>
+      <w:r>
+        <w:rPr>
+          <w:rFonts w:ascii="Arial" w:hAnsi="Arial" w:cs="Arial"/>
+        </w:rPr>
+        <w:t>Isso transforma atributos contínuos em divisões binárias otimizadas durante a construção da árvore</w:t>
+      </w:r>
+    </w:p>
+    <w:p>
+      <w:pPr>
+        <w:rPr>
+          <w:rFonts w:ascii="Arial" w:hAnsi="Arial" w:cs="Arial"/>
+        </w:rPr>
+      </w:pPr>
     </w:p>
     <w:p>
       <w:pPr>
@@ -1033,258 +1360,6 @@
           <w:bCs/>
         </w:rPr>
       </w:pPr>
-    </w:p>
-    <w:p>
-      <w:pPr>
-        <w:pBdr>
-          <w:bottom w:val="single" w:sz="6" w:space="1" w:color="auto"/>
-        </w:pBdr>
-        <w:rPr>
-          <w:rFonts w:ascii="Arial" w:hAnsi="Arial" w:cs="Arial"/>
-          <w:b/>
-          <w:bCs/>
-        </w:rPr>
-      </w:pPr>
-      <w:r>
-        <w:rPr>
-          <w:rFonts w:ascii="Arial" w:hAnsi="Arial" w:cs="Arial"/>
-          <w:b/>
-          <w:bCs/>
-        </w:rPr>
-        <w:lastRenderedPageBreak/>
-        <w:t xml:space="preserve">Questão 03 </w:t>
-      </w:r>
-    </w:p>
-    <w:p>
-      <w:pPr>
-        <w:rPr>
-          <w:rFonts w:ascii="Arial" w:hAnsi="Arial" w:cs="Arial"/>
-        </w:rPr>
-      </w:pPr>
-      <w:r>
-        <w:rPr>
-          <w:rFonts w:ascii="Arial" w:hAnsi="Arial" w:cs="Arial"/>
-        </w:rPr>
-        <w:t>Leia o artigo “</w:t>
-      </w:r>
-      <w:r>
-        <w:rPr>
-          <w:rFonts w:ascii="Arial" w:hAnsi="Arial" w:cs="Arial"/>
-          <w:b/>
-          <w:bCs/>
-        </w:rPr>
-        <w:t>A_comparative_study_of_decision_tree_ID3_and_C4.5.pdf</w:t>
-      </w:r>
-      <w:r>
-        <w:rPr>
-          <w:rFonts w:ascii="Arial" w:hAnsi="Arial" w:cs="Arial"/>
-        </w:rPr>
-        <w:t xml:space="preserve">” que está no CANVAS e responda: </w:t>
-      </w:r>
-    </w:p>
-    <w:p>
-      <w:pPr>
-        <w:rPr>
-          <w:rFonts w:ascii="Arial" w:hAnsi="Arial" w:cs="Arial"/>
-        </w:rPr>
-      </w:pPr>
-      <w:r>
-        <w:rPr>
-          <w:rFonts w:ascii="Arial" w:hAnsi="Arial" w:cs="Arial"/>
-        </w:rPr>
-        <w:t xml:space="preserve">1) Quais as diferenças entre os algoritmos de árvore ID3 e C4.5? </w:t>
-      </w:r>
-      <w:r>
-        <w:rPr>
-          <w:rFonts w:ascii="Arial" w:hAnsi="Arial" w:cs="Arial"/>
-        </w:rPr>
-        <w:br/>
-      </w:r>
-      <w:r>
-        <w:rPr>
-          <w:rFonts w:ascii="Arial" w:hAnsi="Arial" w:cs="Arial"/>
-          <w:b/>
-          <w:bCs/>
-        </w:rPr>
-        <w:t>R:</w:t>
-      </w:r>
-      <w:r>
-        <w:t xml:space="preserve"> </w:t>
-      </w:r>
-      <w:r>
-        <w:rPr>
-          <w:rFonts w:ascii="Arial" w:hAnsi="Arial" w:cs="Arial"/>
-        </w:rPr>
-        <w:t>O</w:t>
-      </w:r>
-      <w:r>
-        <w:rPr>
-          <w:rFonts w:ascii="Arial" w:hAnsi="Arial" w:cs="Arial"/>
-        </w:rPr>
-        <w:t xml:space="preserve"> ID3 foi a base, mas limitado; o C4.5 é a versão melhorada, mais robusta e prática, principalmente porque lida com valores contínuos, faltantes e faz poda, resultando em modelos mais generalizáveis.</w:t>
-      </w:r>
-    </w:p>
-    <w:p>
-      <w:pPr>
-        <w:rPr>
-          <w:rFonts w:ascii="Arial" w:hAnsi="Arial" w:cs="Arial"/>
-        </w:rPr>
-      </w:pPr>
-      <w:r>
-        <w:rPr>
-          <w:rFonts w:ascii="Arial" w:hAnsi="Arial" w:cs="Arial"/>
-        </w:rPr>
-        <w:t xml:space="preserve">2) Como o algoritmo C4.5 lida com os atributos de entrada que são numéricos? </w:t>
-      </w:r>
-      <w:r>
-        <w:rPr>
-          <w:rFonts w:ascii="Arial" w:hAnsi="Arial" w:cs="Arial"/>
-        </w:rPr>
-        <w:br/>
-      </w:r>
-      <w:r>
-        <w:rPr>
-          <w:rFonts w:ascii="Arial" w:hAnsi="Arial" w:cs="Arial"/>
-        </w:rPr>
-        <w:t>1</w:t>
-      </w:r>
-      <w:r>
-        <w:rPr>
-          <w:rFonts w:ascii="Arial" w:hAnsi="Arial" w:cs="Arial"/>
-        </w:rPr>
-        <w:t xml:space="preserve"> </w:t>
-      </w:r>
-      <w:r>
-        <w:rPr>
-          <w:rFonts w:ascii="Arial" w:hAnsi="Arial" w:cs="Arial"/>
-        </w:rPr>
-        <w:t xml:space="preserve">- </w:t>
-      </w:r>
-      <w:r>
-        <w:rPr>
-          <w:rFonts w:ascii="Arial" w:hAnsi="Arial" w:cs="Arial"/>
-        </w:rPr>
-        <w:t xml:space="preserve">Ordena os valores contínuos em ordem </w:t>
-      </w:r>
-      <w:proofErr w:type="spellStart"/>
-      <w:r>
-        <w:rPr>
-          <w:rFonts w:ascii="Arial" w:hAnsi="Arial" w:cs="Arial"/>
-        </w:rPr>
-        <w:t>crescente.</w:t>
-      </w:r>
-      <w:proofErr w:type="spellEnd"/>
-      <w:r>
-        <w:rPr>
-          <w:rFonts w:ascii="Arial" w:hAnsi="Arial" w:cs="Arial"/>
-        </w:rPr>
-        <w:br/>
-        <w:t>2 - T</w:t>
-      </w:r>
-      <w:r>
-        <w:rPr>
-          <w:rFonts w:ascii="Arial" w:hAnsi="Arial" w:cs="Arial"/>
-        </w:rPr>
-        <w:t>esta potenciais pontos de corte (</w:t>
-      </w:r>
-      <w:proofErr w:type="spellStart"/>
-      <w:r>
-        <w:rPr>
-          <w:rFonts w:ascii="Arial" w:hAnsi="Arial" w:cs="Arial"/>
-        </w:rPr>
-        <w:t>thresholds</w:t>
-      </w:r>
-      <w:proofErr w:type="spellEnd"/>
-      <w:r>
-        <w:rPr>
-          <w:rFonts w:ascii="Arial" w:hAnsi="Arial" w:cs="Arial"/>
-        </w:rPr>
-        <w:t>) do tipo “≤ t” e “&gt; t”.</w:t>
-      </w:r>
-      <w:r>
-        <w:rPr>
-          <w:rFonts w:ascii="Arial" w:hAnsi="Arial" w:cs="Arial"/>
-        </w:rPr>
-        <w:br/>
-        <w:t xml:space="preserve">3 - </w:t>
-      </w:r>
-      <w:r>
-        <w:rPr>
-          <w:rFonts w:ascii="Arial" w:hAnsi="Arial" w:cs="Arial"/>
-        </w:rPr>
-        <w:t xml:space="preserve">Para cada corte, calcula o </w:t>
-      </w:r>
-      <w:proofErr w:type="spellStart"/>
-      <w:r>
-        <w:rPr>
-          <w:rFonts w:ascii="Arial" w:hAnsi="Arial" w:cs="Arial"/>
-          <w:i/>
-          <w:iCs/>
-        </w:rPr>
-        <w:t>gain</w:t>
-      </w:r>
-      <w:proofErr w:type="spellEnd"/>
-      <w:r>
-        <w:rPr>
-          <w:rFonts w:ascii="Arial" w:hAnsi="Arial" w:cs="Arial"/>
-          <w:i/>
-          <w:iCs/>
-        </w:rPr>
-        <w:t xml:space="preserve"> </w:t>
-      </w:r>
-      <w:proofErr w:type="spellStart"/>
-      <w:r>
-        <w:rPr>
-          <w:rFonts w:ascii="Arial" w:hAnsi="Arial" w:cs="Arial"/>
-          <w:i/>
-          <w:iCs/>
-        </w:rPr>
-        <w:t>ratio</w:t>
-      </w:r>
-      <w:proofErr w:type="spellEnd"/>
-      <w:r>
-        <w:rPr>
-          <w:rFonts w:ascii="Arial" w:hAnsi="Arial" w:cs="Arial"/>
-        </w:rPr>
-        <w:t xml:space="preserve"> e escolhe o ponto que maximiza a separação.</w:t>
-      </w:r>
-      <w:r>
-        <w:rPr>
-          <w:rFonts w:ascii="Arial" w:hAnsi="Arial" w:cs="Arial"/>
-        </w:rPr>
-        <w:br/>
-      </w:r>
-      <w:r>
-        <w:rPr>
-          <w:rFonts w:ascii="Arial" w:hAnsi="Arial" w:cs="Arial"/>
-        </w:rPr>
-        <w:t xml:space="preserve">4 - </w:t>
-      </w:r>
-      <w:r>
-        <w:rPr>
-          <w:rFonts w:ascii="Arial" w:hAnsi="Arial" w:cs="Arial"/>
-        </w:rPr>
-        <w:t>Isso transforma atributos contínuos em divisões binárias otimizadas durante a construção da árvore</w:t>
-      </w:r>
-    </w:p>
-    <w:p>
-      <w:pPr>
-        <w:rPr>
-          <w:rFonts w:ascii="Arial" w:hAnsi="Arial" w:cs="Arial"/>
-        </w:rPr>
-      </w:pPr>
-    </w:p>
-    <w:p>
-      <w:pPr>
-        <w:pBdr>
-          <w:bottom w:val="single" w:sz="6" w:space="1" w:color="auto"/>
-        </w:pBdr>
-        <w:rPr>
-          <w:rFonts w:ascii="Arial" w:hAnsi="Arial" w:cs="Arial"/>
-          <w:b/>
-          <w:bCs/>
-        </w:rPr>
-      </w:pPr>
       <w:r>
         <w:rPr>
           <w:rFonts w:ascii="Arial" w:hAnsi="Arial" w:cs="Arial"/>
@@ -1372,6 +1447,7 @@
       <w:r>
         <w:rPr>
           <w:rFonts w:ascii="Arial" w:hAnsi="Arial" w:cs="Arial"/>
+          <w:noProof/>
         </w:rPr>
         <w:drawing>
           <wp:anchor distT="0" distB="0" distL="114300" distR="114300" simplePos="0" relativeHeight="251647488" behindDoc="1" locked="0" layoutInCell="1" allowOverlap="1" wp14:anchorId="2A837216" wp14:editId="7E12E76A">
@@ -1397,7 +1473,7 @@
                     <pic:cNvPicPr/>
                   </pic:nvPicPr>
                   <pic:blipFill>
-                    <a:blip r:embed="rId9" cstate="print">
+                    <a:blip r:embed="rId13" cstate="print">
                       <a:extLst>
                         <a:ext uri="{28A0092B-C50C-407E-A947-70E740481C1C}">
                           <a14:useLocalDpi xmlns:a14="http://schemas.microsoft.com/office/drawing/2010/main" val="0"/>
@@ -1664,6 +1740,7 @@
       <w:r>
         <w:rPr>
           <w:rFonts w:ascii="Arial" w:hAnsi="Arial" w:cs="Arial"/>
+          <w:noProof/>
         </w:rPr>
         <w:drawing>
           <wp:inline distT="0" distB="0" distL="0" distR="0" wp14:anchorId="3AF15DF5" wp14:editId="3AE69705">
@@ -1681,7 +1758,7 @@
                     <pic:cNvPicPr/>
                   </pic:nvPicPr>
                   <pic:blipFill>
-                    <a:blip r:embed="rId10"/>
+                    <a:blip r:embed="rId14"/>
                     <a:stretch>
                       <a:fillRect/>
                     </a:stretch>
@@ -2505,6 +2582,7 @@
       <w:r>
         <w:rPr>
           <w:rFonts w:ascii="Arial" w:hAnsi="Arial" w:cs="Arial"/>
+          <w:noProof/>
         </w:rPr>
         <w:drawing>
           <wp:inline distT="0" distB="0" distL="0" distR="0" wp14:anchorId="49DEF5E9" wp14:editId="76FFC90C">
@@ -2522,7 +2600,7 @@
                     <pic:cNvPicPr/>
                   </pic:nvPicPr>
                   <pic:blipFill>
-                    <a:blip r:embed="rId11"/>
+                    <a:blip r:embed="rId15"/>
                     <a:stretch>
                       <a:fillRect/>
                     </a:stretch>
@@ -2804,15 +2882,7 @@
                 <w:b/>
                 <w:bCs/>
               </w:rPr>
-              <w:t>10/</w:t>
-            </w:r>
-            <w:r>
-              <w:rPr>
-                <w:rFonts w:ascii="Arial" w:hAnsi="Arial" w:cs="Arial"/>
-                <w:b/>
-                <w:bCs/>
-              </w:rPr>
-              <w:t>17</w:t>
+              <w:t>10/17</w:t>
             </w:r>
           </w:p>
         </w:tc>
@@ -4275,6 +4345,7 @@
   <w:style w:type="character" w:default="1" w:styleId="Fontepargpadro">
     <w:name w:val="Default Paragraph Font"/>
     <w:uiPriority w:val="1"/>
+    <w:semiHidden/>
     <w:unhideWhenUsed/>
   </w:style>
   <w:style w:type="table" w:default="1" w:styleId="Tabelanormal">
@@ -4618,6 +4689,41 @@
       <w:rFonts w:ascii="Times New Roman" w:hAnsi="Times New Roman" w:cs="Times New Roman"/>
     </w:rPr>
   </w:style>
+  <w:style w:type="character" w:styleId="Hyperlink">
+    <w:name w:val="Hyperlink"/>
+    <w:basedOn w:val="Fontepargpadro"/>
+    <w:uiPriority w:val="99"/>
+    <w:unhideWhenUsed/>
+    <w:rsid w:val="0025084F"/>
+    <w:rPr>
+      <w:color w:val="467886" w:themeColor="hyperlink"/>
+      <w:u w:val="single"/>
+    </w:rPr>
+  </w:style>
+  <w:style w:type="character" w:styleId="MenoPendente">
+    <w:name w:val="Unresolved Mention"/>
+    <w:basedOn w:val="Fontepargpadro"/>
+    <w:uiPriority w:val="99"/>
+    <w:semiHidden/>
+    <w:unhideWhenUsed/>
+    <w:rsid w:val="0025084F"/>
+    <w:rPr>
+      <w:color w:val="605E5C"/>
+      <w:shd w:val="clear" w:color="auto" w:fill="E1DFDD"/>
+    </w:rPr>
+  </w:style>
+  <w:style w:type="character" w:styleId="HiperlinkVisitado">
+    <w:name w:val="FollowedHyperlink"/>
+    <w:basedOn w:val="Fontepargpadro"/>
+    <w:uiPriority w:val="99"/>
+    <w:semiHidden/>
+    <w:unhideWhenUsed/>
+    <w:rsid w:val="008702CC"/>
+    <w:rPr>
+      <w:color w:val="96607D" w:themeColor="followedHyperlink"/>
+      <w:u w:val="single"/>
+    </w:rPr>
+  </w:style>
 </w:styles>
 </file>
 
@@ -4934,4 +5040,16 @@
     </a:ext>
   </a:extLst>
 </a:theme>
+</file>
+
+<file path=customXml/item1.xml><?xml version="1.0" encoding="utf-8"?>
+<b:Sources xmlns:b="http://schemas.openxmlformats.org/officeDocument/2006/bibliography" xmlns="http://schemas.openxmlformats.org/officeDocument/2006/bibliography" SelectedStyle="\APASixthEditionOfficeOnline.xsl" StyleName="APA" Version="6"/>
+</file>
+
+<file path=customXml/itemProps1.xml><?xml version="1.0" encoding="utf-8"?>
+<ds:datastoreItem xmlns:ds="http://schemas.openxmlformats.org/officeDocument/2006/customXml" ds:itemID="{36E64807-4ADB-4A54-882F-B6B3433CFA0E}">
+  <ds:schemaRefs>
+    <ds:schemaRef ds:uri="http://schemas.openxmlformats.org/officeDocument/2006/bibliography"/>
+  </ds:schemaRefs>
+</ds:datastoreItem>
 </file>